--- a/denisovan-archaic-dna-analysis/docs/ahg_submission/cover_letter_ahg.docx
+++ b/denisovan-archaic-dna-analysis/docs/ahg_submission/cover_letter_ahg.docx
@@ -4,22 +4,17 @@
   <w:body>
     <w:p>
       <w:r>
-        <w:t>Professor Rosemary Ekong</w:t>
+        <w:t>Dr. Rosemary Ekong</w:t>
       </w:r>
     </w:p>
     <w:p>
       <w:r>
-        <w:t>Editor-in-Chief</w:t>
+        <w:t>Editor-in-Chief, Annals of Human Genetics</w:t>
       </w:r>
     </w:p>
     <w:p>
       <w:r>
-        <w:t>Annals of Human Genetics</w:t>
-      </w:r>
-    </w:p>
-    <w:p>
-      <w:r>
-        <w:t>Wiley / University College London</w:t>
+        <w:t>University College London</w:t>
       </w:r>
     </w:p>
     <w:p/>
@@ -33,7 +28,7 @@
     </w:p>
     <w:p>
       <w:r>
-        <w:t>Dear Professor Rosemary Ekong,</w:t>
+        <w:t>Dear Dr. Rosemary Ekong,</w:t>
       </w:r>
     </w:p>
     <w:p>
